--- a/documents/40-clearhaven-kafka-rebalance-incident.docx
+++ b/documents/40-clearhaven-kafka-rebalance-incident.docx
@@ -9819,7 +9819,7 @@
         <w:pStyle w:val="Heading1"/>
       </w:pPr>
       <w:r>
-        <w:t>Working remainder for CLH-INC-2024-017</w:t>
+        <w:t>Open work after January 11, 2024</w:t>
       </w:r>
     </w:p>
     <w:p>
@@ -9833,7 +9833,7 @@
           <w:color w:val="222222"/>
           <w:sz w:val="24"/>
         </w:rPr>
-        <w:t>The front of Incident report: match-engine rebalance storm, January 8, 2024 is the document. This remainder is the leftover a colleague still trips on: named people, named boxes, named tickets, and the work I still owe after January 11, 2024. It is not a second log and it is not a stack of exhibits with the same stub. If a paragraph fights the decision in the front, strike the paragraph.</w:t>
+        <w:t>What follows is leftover work from Incident report: match-engine rebalance storm, January 8, 2024: named people, named boxes, named tickets, and the items I still owe. If a paragraph fights the decision in the front of CLH-INC-2024-017, strike the paragraph.</w:t>
       </w:r>
     </w:p>
     <w:p>
@@ -9987,7 +9987,7 @@
           <w:color w:val="222222"/>
           <w:sz w:val="24"/>
         </w:rPr>
-        <w:t>I will not put secret skew that looks like 'no work' on a wiki that drifts. CLH-CHG-2024-009 and this file are the record. If Diego Alvarez needs a diagram, they get a permalink, not a photo of a whiteboard. kafka-prod-02.chi.northstar.internal stays out of the diagram title. If a new engineer asks where the leftover lives, I point here. I do not point at a Slack pin from January 11, 2024. Client Clearhaven.</w:t>
+        <w:t>I will not put secret skew that looks like 'no work' on a wiki that drifts. CLH-CHG-2024-009 and this file are the record. If Diego Alvarez needs a diagram, they get a permalink, not a photo of a whiteboard. kafka-prod-02.chi.northstar.internal stays out of the diagram title. If a new engineer asks where the leftover lives, I point here. I do not point at a Slack pin from January 11, 2024.</w:t>
       </w:r>
     </w:p>
     <w:p>
@@ -12331,7 +12331,7 @@
           <w:color w:val="222222"/>
           <w:sz w:val="24"/>
         </w:rPr>
-        <w:t>People who were absent still get a usable remainder, not a transcript. Helen Cho gets the decision, the refuse, and the date. They do not get a reconstruction of who raised their voice. If they object, they object on CLH-TDD-2023-008. Client Clearhaven. Author Aman Kumar.</w:t>
+        <w:t>People who were absent still get a usable remainder, not a transcript. Helen Cho gets the decision, the refuse, and the date. They do not get a reconstruction of who raised their voice. If they object, they object on CLH-TDD-2023-008.</w:t>
       </w:r>
     </w:p>
     <w:p>
@@ -13376,7 +13376,7 @@
           <w:color w:val="222222"/>
           <w:sz w:val="24"/>
         </w:rPr>
-        <w:t>If you are implementing, keep the rejected alternative dead. If you are on-call, start read-only. If you are Diego Alvarez, the ask is unchanged: pick the path in the main body or send it back with a named objection. Sample I would still defend: 1827 rows, 32 minutes, freeze respected. Strike this remainder if it ever fights the decision callout. Author Aman Kumar. Client Clearhaven.</w:t>
+        <w:t>If you are implementing, keep the rejected alternative dead. If you are on-call, start read-only. If you are Diego Alvarez, the ask is unchanged: pick the path in the main body or send it back with a named objection. Sample I would still defend: 1827 rows, 32 minutes, freeze respected. Strike this section if it ever fights the decision callout.</w:t>
       </w:r>
     </w:p>
     <w:p>
@@ -13390,7 +13390,7 @@
           <w:color w:val="222222"/>
           <w:sz w:val="24"/>
         </w:rPr>
-        <w:t>This heading is the reopen rule, not a promise that nothing follows. If we still need words after the bank, they are named leftovers, not another copy of the same stub. the change we will not pretend to finish this quarter is done as a heading when Marcus Bell closes CLH-SOP-2023-019 or writes a new date.</w:t>
+        <w:t>This heading is the reopen rule. the change we will not pretend to finish this quarter is done when Marcus Bell closes CLH-SOP-2023-019 or writes a new date.</w:t>
       </w:r>
     </w:p>
     <w:p>
@@ -14542,7 +14542,7 @@
           <w:color w:val="222222"/>
           <w:sz w:val="24"/>
         </w:rPr>
-        <w:t>I am out of new section shapes. What follows is leftover owners and tickets already in this file, written so a colleague can act. I will not invent another exhibit format to fill a page budget.</w:t>
+        <w:t>Owners and tickets still attached to CLH-INC-2024-017, written so a colleague can act without hunting Slack. Close is a decision, a refuse, or a new date.</w:t>
       </w:r>
     </w:p>
     <w:p>
@@ -14556,7 +14556,7 @@
           <w:color w:val="222222"/>
           <w:sz w:val="24"/>
         </w:rPr>
-        <w:t>CLH-CHG-2024-009 still sits with Diego Alvarez. Host kafka-prod-02.chi.northstar.internal. Due January 22, 2024 unless they write a new date. Close is a decision, a refuse, or that date. I will not accept a status dump. Front-matter number I am not re-arguing: 2024. If this leftover is done, Diego Alvarez marks CLH-CHG-2024-009 done. Aman Kumar will not keep a shadow list. Client Clearhaven.</w:t>
+        <w:t>CLH-CHG-2024-009 still sits with Diego Alvarez. Host kafka-prod-02.chi.northstar.internal. Due January 22, 2024 unless they write a new date. Close is a decision, a refuse, or that date. I will not accept a status dump. Front-matter number I am not re-arguing: 2024. If this leftover is done, Diego Alvarez marks CLH-CHG-2024-009 done. Aman Kumar will not keep a shadow list.</w:t>
       </w:r>
     </w:p>
     <w:p>
@@ -14654,7 +14654,7 @@
           <w:color w:val="222222"/>
           <w:sz w:val="24"/>
         </w:rPr>
-        <w:t>Stop leftover: CLH-RB-2023-012 is not a twin of CLH-TDD-2023-008. Keep one thread. On January on kafka-prod-01.chi.northstar.internal. If this paragraph fights the front of CLH-INC-2024-017, strike it. Due February 5, 2024. Client Clearhaven.</w:t>
+        <w:t>Stop leftover: CLH-RB-2023-012 is not a twin of CLH-TDD-2023-008. Keep one thread. On January on kafka-prod-01.chi.northstar.internal. If this paragraph fights the front of CLH-INC-2024-017, strike it. Due February 5, 2024.</w:t>
       </w:r>
     </w:p>
     <w:p>
@@ -14668,7 +14668,7 @@
           <w:color w:val="222222"/>
           <w:sz w:val="24"/>
         </w:rPr>
-        <w:t>CLH-TDD-2023-008 still sits with Helen Slack. Host kafka-prod-02.chi.northstar.internal. Due February 7, 2024 unless they write a new date. Close is a decision, a refuse, or that date. I will not accept a status dump. Front-matter number I am not re-arguing: 18. If this leftover is done, Helen Slack marks CLH-TDD-2023-008 done. Aman Kumar will not keep a shadow list. Client Clearhaven.</w:t>
+        <w:t>CLH-TDD-2023-008 still sits with Helen Slack. Host kafka-prod-02.chi.northstar.internal. Due February 7, 2024 unless they write a new date. Close is a decision, a refuse, or that date. I will not accept a status dump. Front-matter number I am not re-arguing: 18. If this leftover is done, Helen Slack marks CLH-TDD-2023-008 done. Aman Kumar will not keep a shadow list.</w:t>
       </w:r>
     </w:p>
     <w:p>
